--- a/客户系统/web/services/assets/署名页格式.docx
+++ b/客户系统/web/services/assets/署名页格式.docx
@@ -64,21 +64,21 @@
           <w:szCs w:val="20"/>
         </w:rPr>
       </w:pPr>
-    </w:p>
-    <w:p>
-      <w:pPr>
-        <w:bidi w:val="0"/>
-        <w:spacing w:line="600" w:lineRule="exact"/>
-        <w:ind w:firstLine="2240" w:firstLineChars="800"/>
-        <w:rPr>
-          <w:rFonts w:hint="eastAsia" w:ascii="宋体" w:hAnsi="宋体" w:eastAsia="宋体" w:cs="Times New Roman"/>
-          <w:kern w:val="0"/>
-          <w:sz w:val="28"/>
-          <w:szCs w:val="20"/>
-        </w:rPr>
-      </w:pPr>
       <w:bookmarkStart w:id="0" w:name="_GoBack"/>
       <w:bookmarkEnd w:id="0"/>
+    </w:p>
+    <w:p>
+      <w:pPr>
+        <w:bidi w:val="0"/>
+        <w:spacing w:line="600" w:lineRule="exact"/>
+        <w:ind w:firstLine="2240" w:firstLineChars="800"/>
+        <w:rPr>
+          <w:rFonts w:hint="eastAsia" w:ascii="宋体" w:hAnsi="宋体" w:eastAsia="宋体" w:cs="Times New Roman"/>
+          <w:kern w:val="0"/>
+          <w:sz w:val="28"/>
+          <w:szCs w:val="20"/>
+        </w:rPr>
+      </w:pPr>
     </w:p>
     <w:p>
       <w:pPr>
@@ -309,7 +309,7 @@
       </w:pPr>
       <w:r>
         <w:drawing>
-          <wp:anchor distT="0" distB="0" distL="114300" distR="114300" simplePos="0" relativeHeight="251664384" behindDoc="0" locked="0" layoutInCell="1" allowOverlap="1">
+          <wp:anchor distT="0" distB="0" distL="114300" distR="114300" simplePos="0" relativeHeight="251662336" behindDoc="0" locked="0" layoutInCell="1" allowOverlap="1">
             <wp:simplePos x="0" y="0"/>
             <wp:positionH relativeFrom="column">
               <wp:posOffset>2637790</wp:posOffset>
@@ -414,21 +414,20 @@
           <w:kern w:val="0"/>
           <w:sz w:val="28"/>
           <w:szCs w:val="20"/>
-          <w:lang w:eastAsia="zh-CN"/>
         </w:rPr>
         <w:drawing>
           <wp:anchor distT="0" distB="0" distL="114300" distR="114300" simplePos="0" relativeHeight="251667456" behindDoc="0" locked="0" layoutInCell="1" allowOverlap="1">
             <wp:simplePos x="0" y="0"/>
             <wp:positionH relativeFrom="column">
-              <wp:posOffset>2662555</wp:posOffset>
+              <wp:posOffset>2625090</wp:posOffset>
             </wp:positionH>
             <wp:positionV relativeFrom="paragraph">
-              <wp:posOffset>257175</wp:posOffset>
+              <wp:posOffset>252730</wp:posOffset>
             </wp:positionV>
-            <wp:extent cx="928370" cy="514350"/>
+            <wp:extent cx="967105" cy="526415"/>
             <wp:effectExtent l="0" t="0" r="0" b="0"/>
             <wp:wrapNone/>
-            <wp:docPr id="20" name="图片 20" descr="SKM_55824123001200"/>
+            <wp:docPr id="5" name="图片 5" descr="马立亚"/>
             <wp:cNvGraphicFramePr>
               <a:graphicFrameLocks xmlns:a="http://schemas.openxmlformats.org/drawingml/2006/main" noChangeAspect="1"/>
             </wp:cNvGraphicFramePr>
@@ -436,28 +435,13 @@
               <a:graphicData uri="http://schemas.openxmlformats.org/drawingml/2006/picture">
                 <pic:pic xmlns:pic="http://schemas.openxmlformats.org/drawingml/2006/picture">
                   <pic:nvPicPr>
-                    <pic:cNvPr id="20" name="图片 20" descr="SKM_55824123001200"/>
+                    <pic:cNvPr id="5" name="图片 5" descr="马立亚"/>
                     <pic:cNvPicPr>
                       <a:picLocks noChangeAspect="1"/>
                     </pic:cNvPicPr>
                   </pic:nvPicPr>
                   <pic:blipFill>
-                    <a:blip r:embed="rId6">
-                      <a:clrChange>
-                        <a:clrFrom>
-                          <a:srgbClr val="FFFFFF">
-                            <a:alpha val="100000"/>
-                          </a:srgbClr>
-                        </a:clrFrom>
-                        <a:clrTo>
-                          <a:srgbClr val="FFFFFF">
-                            <a:alpha val="100000"/>
-                            <a:alpha val="0"/>
-                          </a:srgbClr>
-                        </a:clrTo>
-                      </a:clrChange>
-                    </a:blip>
-                    <a:srcRect b="35867"/>
+                    <a:blip r:embed="rId6"/>
                     <a:stretch>
                       <a:fillRect/>
                     </a:stretch>
@@ -465,7 +449,7 @@
                   <pic:spPr>
                     <a:xfrm>
                       <a:off x="0" y="0"/>
-                      <a:ext cx="928370" cy="514350"/>
+                      <a:ext cx="967105" cy="526415"/>
                     </a:xfrm>
                     <a:prstGeom prst="rect">
                       <a:avLst/>
@@ -674,7 +658,7 @@
       </w:pPr>
       <w:r>
         <w:drawing>
-          <wp:anchor distT="0" distB="0" distL="114300" distR="114300" simplePos="0" relativeHeight="251665408" behindDoc="0" locked="0" layoutInCell="1" allowOverlap="1">
+          <wp:anchor distT="0" distB="0" distL="114300" distR="114300" simplePos="0" relativeHeight="251663360" behindDoc="0" locked="0" layoutInCell="1" allowOverlap="1">
             <wp:simplePos x="0" y="0"/>
             <wp:positionH relativeFrom="column">
               <wp:posOffset>3731260</wp:posOffset>
@@ -867,7 +851,7 @@
       </w:pPr>
       <w:r>
         <w:drawing>
-          <wp:anchor distT="0" distB="0" distL="114300" distR="114300" simplePos="0" relativeHeight="251666432" behindDoc="0" locked="0" layoutInCell="1" allowOverlap="1">
+          <wp:anchor distT="0" distB="0" distL="114300" distR="114300" simplePos="0" relativeHeight="251664384" behindDoc="0" locked="0" layoutInCell="1" allowOverlap="1">
             <wp:simplePos x="0" y="0"/>
             <wp:positionH relativeFrom="column">
               <wp:posOffset>3726180</wp:posOffset>
@@ -1006,35 +990,46 @@
       <w:pPr>
         <w:bidi w:val="0"/>
         <w:spacing w:line="600" w:lineRule="exact"/>
-        <w:ind w:firstLine="420" w:firstLineChars="200"/>
-        <w:rPr>
-          <w:rFonts w:hint="eastAsia" w:ascii="宋体" w:hAnsi="宋体" w:eastAsia="宋体" w:cs="Times New Roman"/>
-          <w:kern w:val="0"/>
-          <w:sz w:val="28"/>
-          <w:szCs w:val="20"/>
-        </w:rPr>
-      </w:pPr>
-      <w:r>
+        <w:ind w:firstLine="560" w:firstLineChars="200"/>
+        <w:rPr>
+          <w:rFonts w:hint="eastAsia" w:ascii="宋体" w:hAnsi="宋体" w:eastAsia="宋体" w:cs="Times New Roman"/>
+          <w:kern w:val="0"/>
+          <w:sz w:val="28"/>
+          <w:szCs w:val="20"/>
+        </w:rPr>
+      </w:pPr>
+      <w:r>
+        <w:rPr>
+          <w:rFonts w:hint="eastAsia" w:ascii="宋体" w:hAnsi="宋体" w:eastAsia="宋体" w:cs="Times New Roman"/>
+          <w:kern w:val="0"/>
+          <w:sz w:val="28"/>
+          <w:szCs w:val="20"/>
+          <w:lang w:eastAsia="zh-CN"/>
+        </w:rPr>
         <w:drawing>
-          <wp:anchor distT="0" distB="0" distL="0" distR="0" simplePos="0" relativeHeight="251663360" behindDoc="0" locked="0" layoutInCell="1" allowOverlap="1">
+          <wp:anchor distT="0" distB="0" distL="114300" distR="114300" simplePos="0" relativeHeight="251665408" behindDoc="0" locked="0" layoutInCell="1" allowOverlap="1">
             <wp:simplePos x="0" y="0"/>
             <wp:positionH relativeFrom="column">
-              <wp:posOffset>941705</wp:posOffset>
+              <wp:posOffset>-286385</wp:posOffset>
             </wp:positionH>
             <wp:positionV relativeFrom="paragraph">
-              <wp:posOffset>57785</wp:posOffset>
+              <wp:posOffset>76200</wp:posOffset>
             </wp:positionV>
-            <wp:extent cx="1212850" cy="1219200"/>
-            <wp:effectExtent l="0" t="0" r="6350" b="0"/>
+            <wp:extent cx="1205865" cy="1205865"/>
+            <wp:effectExtent l="0" t="0" r="13335" b="13335"/>
             <wp:wrapNone/>
-            <wp:docPr id="22" name="IM 10"/>
-            <wp:cNvGraphicFramePr/>
+            <wp:docPr id="2" name="图片 2" descr="重新生成清晰PNG素材 (2)"/>
+            <wp:cNvGraphicFramePr>
+              <a:graphicFrameLocks xmlns:a="http://schemas.openxmlformats.org/drawingml/2006/main" noChangeAspect="1"/>
+            </wp:cNvGraphicFramePr>
             <a:graphic xmlns:a="http://schemas.openxmlformats.org/drawingml/2006/main">
               <a:graphicData uri="http://schemas.openxmlformats.org/drawingml/2006/picture">
                 <pic:pic xmlns:pic="http://schemas.openxmlformats.org/drawingml/2006/picture">
                   <pic:nvPicPr>
-                    <pic:cNvPr id="22" name="IM 10"/>
-                    <pic:cNvPicPr/>
+                    <pic:cNvPr id="2" name="图片 2" descr="重新生成清晰PNG素材 (2)"/>
+                    <pic:cNvPicPr>
+                      <a:picLocks noChangeAspect="1"/>
+                    </pic:cNvPicPr>
                   </pic:nvPicPr>
                   <pic:blipFill>
                     <a:blip r:embed="rId9"/>
@@ -1045,7 +1040,7 @@
                   <pic:spPr>
                     <a:xfrm>
                       <a:off x="0" y="0"/>
-                      <a:ext cx="1212850" cy="1219200"/>
+                      <a:ext cx="1205865" cy="1205865"/>
                     </a:xfrm>
                     <a:prstGeom prst="rect">
                       <a:avLst/>
@@ -1058,26 +1053,34 @@
         </w:drawing>
       </w:r>
       <w:r>
+        <w:rPr>
+          <w:rFonts w:hint="eastAsia" w:eastAsiaTheme="minorEastAsia"/>
+          <w:lang w:eastAsia="zh-CN"/>
+        </w:rPr>
         <w:drawing>
-          <wp:anchor distT="0" distB="0" distL="0" distR="0" simplePos="0" relativeHeight="251662336" behindDoc="0" locked="0" layoutInCell="1" allowOverlap="1">
+          <wp:anchor distT="0" distB="0" distL="114300" distR="114300" simplePos="0" relativeHeight="251666432" behindDoc="0" locked="0" layoutInCell="1" allowOverlap="1">
             <wp:simplePos x="0" y="0"/>
             <wp:positionH relativeFrom="column">
-              <wp:posOffset>-349250</wp:posOffset>
+              <wp:posOffset>952500</wp:posOffset>
             </wp:positionH>
             <wp:positionV relativeFrom="paragraph">
-              <wp:posOffset>104775</wp:posOffset>
+              <wp:posOffset>76200</wp:posOffset>
             </wp:positionV>
-            <wp:extent cx="1188085" cy="1181100"/>
-            <wp:effectExtent l="0" t="0" r="12065" b="0"/>
+            <wp:extent cx="1205865" cy="1205865"/>
+            <wp:effectExtent l="0" t="0" r="13335" b="13335"/>
             <wp:wrapNone/>
-            <wp:docPr id="21" name="IM 14"/>
-            <wp:cNvGraphicFramePr/>
+            <wp:docPr id="3" name="图片 3" descr="重新生成清晰PNG素材 (3)"/>
+            <wp:cNvGraphicFramePr>
+              <a:graphicFrameLocks xmlns:a="http://schemas.openxmlformats.org/drawingml/2006/main" noChangeAspect="1"/>
+            </wp:cNvGraphicFramePr>
             <a:graphic xmlns:a="http://schemas.openxmlformats.org/drawingml/2006/main">
               <a:graphicData uri="http://schemas.openxmlformats.org/drawingml/2006/picture">
                 <pic:pic xmlns:pic="http://schemas.openxmlformats.org/drawingml/2006/picture">
                   <pic:nvPicPr>
-                    <pic:cNvPr id="21" name="IM 14"/>
-                    <pic:cNvPicPr/>
+                    <pic:cNvPr id="3" name="图片 3" descr="重新生成清晰PNG素材 (3)"/>
+                    <pic:cNvPicPr>
+                      <a:picLocks noChangeAspect="1"/>
+                    </pic:cNvPicPr>
                   </pic:nvPicPr>
                   <pic:blipFill>
                     <a:blip r:embed="rId10"/>
@@ -1088,7 +1091,7 @@
                   <pic:spPr>
                     <a:xfrm>
                       <a:off x="0" y="0"/>
-                      <a:ext cx="1188085" cy="1181100"/>
+                      <a:ext cx="1205865" cy="1205865"/>
                     </a:xfrm>
                     <a:prstGeom prst="rect">
                       <a:avLst/>
@@ -1127,7 +1130,14 @@
         </w:rPr>
       </w:pPr>
     </w:p>
-    <w:p/>
+    <w:p>
+      <w:pPr>
+        <w:rPr>
+          <w:rFonts w:hint="eastAsia" w:eastAsiaTheme="minorEastAsia"/>
+          <w:lang w:eastAsia="zh-CN"/>
+        </w:rPr>
+      </w:pPr>
+    </w:p>
     <w:sectPr>
       <w:pgSz w:w="11906" w:h="16838"/>
       <w:pgMar w:top="1440" w:right="1800" w:bottom="1440" w:left="1800" w:header="851" w:footer="992" w:gutter="0"/>
